--- a/CSV108_docx/008_Business_Process_Description.docx
+++ b/CSV108_docx/008_Business_Process_Description.docx
@@ -3192,7 +3192,1191 @@
         <w:pStyle w:val="Heading1"/>
       </w:pPr>
       <w:r>
-        <w:t>7. Related documents</w:t>
+        <w:t>7. Role-based process responsibilities</w:t>
+      </w:r>
+    </w:p>
+    <w:tbl>
+      <w:tblPr>
+        <w:tblStyle w:val="TableGrid"/>
+        <w:tblW w:type="dxa" w:w="9360"/>
+        <w:tblLayout w:type="fixed"/>
+        <w:tblLook w:firstColumn="1" w:firstRow="1" w:lastColumn="0" w:lastRow="0" w:noHBand="0" w:noVBand="1" w:val="04A0"/>
+        <w:tblInd w:w="120" w:type="dxa"/>
+      </w:tblPr>
+      <w:tblGrid>
+        <w:gridCol w:w="2664"/>
+        <w:gridCol w:w="2736"/>
+        <w:gridCol w:w="3960"/>
+      </w:tblGrid>
+      <w:tr>
+        <w:trPr>
+          <w:tblHeader w:val="true"/>
+        </w:trPr>
+        <w:tc>
+          <w:tcPr>
+            <w:tcW w:type="dxa" w:w="2664"/>
+            <w:shd w:fill="E8EEF5"/>
+            <w:vAlign w:val="center"/>
+            <w:tcMar>
+              <w:top w:w="80" w:type="dxa"/>
+              <w:bottom w:w="80" w:type="dxa"/>
+              <w:start w:w="120" w:type="dxa"/>
+              <w:end w:w="120" w:type="dxa"/>
+            </w:tcMar>
+          </w:tcPr>
+          <w:p>
+            <w:pPr>
+              <w:spacing w:after="0" w:line="276" w:lineRule="auto"/>
+              <w:jc w:val="left"/>
+            </w:pPr>
+            <w:r/>
+            <w:r>
+              <w:rPr>
+                <w:rFonts w:ascii="Calibri" w:hAnsi="Calibri"/>
+                <w:b/>
+                <w:color w:val="000000"/>
+                <w:sz w:val="19"/>
+              </w:rPr>
+              <w:t>Process stage</w:t>
+            </w:r>
+          </w:p>
+        </w:tc>
+        <w:tc>
+          <w:tcPr>
+            <w:tcW w:type="dxa" w:w="2736"/>
+            <w:shd w:fill="E8EEF5"/>
+            <w:vAlign w:val="center"/>
+            <w:tcMar>
+              <w:top w:w="80" w:type="dxa"/>
+              <w:bottom w:w="80" w:type="dxa"/>
+              <w:start w:w="120" w:type="dxa"/>
+              <w:end w:w="120" w:type="dxa"/>
+            </w:tcMar>
+          </w:tcPr>
+          <w:p>
+            <w:pPr>
+              <w:spacing w:after="0" w:line="276" w:lineRule="auto"/>
+              <w:jc w:val="left"/>
+            </w:pPr>
+            <w:r/>
+            <w:r>
+              <w:rPr>
+                <w:rFonts w:ascii="Calibri" w:hAnsi="Calibri"/>
+                <w:b/>
+                <w:color w:val="000000"/>
+                <w:sz w:val="19"/>
+              </w:rPr>
+              <w:t>Primary role</w:t>
+            </w:r>
+          </w:p>
+        </w:tc>
+        <w:tc>
+          <w:tcPr>
+            <w:tcW w:type="dxa" w:w="3960"/>
+            <w:shd w:fill="E8EEF5"/>
+            <w:vAlign w:val="center"/>
+            <w:tcMar>
+              <w:top w:w="80" w:type="dxa"/>
+              <w:bottom w:w="80" w:type="dxa"/>
+              <w:start w:w="120" w:type="dxa"/>
+              <w:end w:w="120" w:type="dxa"/>
+            </w:tcMar>
+          </w:tcPr>
+          <w:p>
+            <w:pPr>
+              <w:spacing w:after="0" w:line="276" w:lineRule="auto"/>
+              <w:jc w:val="left"/>
+            </w:pPr>
+            <w:r/>
+            <w:r>
+              <w:rPr>
+                <w:rFonts w:ascii="Calibri" w:hAnsi="Calibri"/>
+                <w:b/>
+                <w:color w:val="000000"/>
+                <w:sz w:val="19"/>
+              </w:rPr>
+              <w:t>Independent/quality check</w:t>
+            </w:r>
+          </w:p>
+        </w:tc>
+      </w:tr>
+      <w:tr>
+        <w:tc>
+          <w:tcPr>
+            <w:tcW w:type="dxa" w:w="2664"/>
+            <w:vAlign w:val="center"/>
+            <w:tcMar>
+              <w:top w:w="80" w:type="dxa"/>
+              <w:bottom w:w="80" w:type="dxa"/>
+              <w:start w:w="120" w:type="dxa"/>
+              <w:end w:w="120" w:type="dxa"/>
+            </w:tcMar>
+          </w:tcPr>
+          <w:p>
+            <w:pPr>
+              <w:spacing w:after="0" w:line="276" w:lineRule="auto"/>
+              <w:jc w:val="left"/>
+            </w:pPr>
+            <w:r/>
+            <w:r>
+              <w:rPr>
+                <w:rFonts w:ascii="Calibri" w:hAnsi="Calibri"/>
+                <w:b w:val="0"/>
+                <w:color w:val="000000"/>
+                <w:sz w:val="19"/>
+              </w:rPr>
+              <w:t>Sample request and login</w:t>
+            </w:r>
+          </w:p>
+        </w:tc>
+        <w:tc>
+          <w:tcPr>
+            <w:tcW w:type="dxa" w:w="2736"/>
+            <w:vAlign w:val="center"/>
+            <w:tcMar>
+              <w:top w:w="80" w:type="dxa"/>
+              <w:bottom w:w="80" w:type="dxa"/>
+              <w:start w:w="120" w:type="dxa"/>
+              <w:end w:w="120" w:type="dxa"/>
+            </w:tcMar>
+          </w:tcPr>
+          <w:p>
+            <w:pPr>
+              <w:spacing w:after="0" w:line="276" w:lineRule="auto"/>
+              <w:jc w:val="left"/>
+            </w:pPr>
+            <w:r/>
+            <w:r>
+              <w:rPr>
+                <w:rFonts w:ascii="Calibri" w:hAnsi="Calibri"/>
+                <w:b w:val="0"/>
+                <w:color w:val="000000"/>
+                <w:sz w:val="19"/>
+              </w:rPr>
+              <w:t>QC Sample Coordinator</w:t>
+            </w:r>
+          </w:p>
+        </w:tc>
+        <w:tc>
+          <w:tcPr>
+            <w:tcW w:type="dxa" w:w="3960"/>
+            <w:vAlign w:val="center"/>
+            <w:tcMar>
+              <w:top w:w="80" w:type="dxa"/>
+              <w:bottom w:w="80" w:type="dxa"/>
+              <w:start w:w="120" w:type="dxa"/>
+              <w:end w:w="120" w:type="dxa"/>
+            </w:tcMar>
+          </w:tcPr>
+          <w:p>
+            <w:pPr>
+              <w:spacing w:after="0" w:line="276" w:lineRule="auto"/>
+              <w:jc w:val="left"/>
+            </w:pPr>
+            <w:r/>
+            <w:r>
+              <w:rPr>
+                <w:rFonts w:ascii="Calibri" w:hAnsi="Calibri"/>
+                <w:b w:val="0"/>
+                <w:color w:val="000000"/>
+                <w:sz w:val="19"/>
+              </w:rPr>
+              <w:t>Interface duplicate and completeness checks</w:t>
+            </w:r>
+          </w:p>
+        </w:tc>
+      </w:tr>
+      <w:tr>
+        <w:tc>
+          <w:tcPr>
+            <w:tcW w:type="dxa" w:w="2664"/>
+            <w:vAlign w:val="center"/>
+            <w:tcMar>
+              <w:top w:w="80" w:type="dxa"/>
+              <w:bottom w:w="80" w:type="dxa"/>
+              <w:start w:w="120" w:type="dxa"/>
+              <w:end w:w="120" w:type="dxa"/>
+            </w:tcMar>
+          </w:tcPr>
+          <w:p>
+            <w:pPr>
+              <w:spacing w:after="0" w:line="276" w:lineRule="auto"/>
+              <w:jc w:val="left"/>
+            </w:pPr>
+            <w:r/>
+            <w:r>
+              <w:rPr>
+                <w:rFonts w:ascii="Calibri" w:hAnsi="Calibri"/>
+                <w:b w:val="0"/>
+                <w:color w:val="000000"/>
+                <w:sz w:val="19"/>
+              </w:rPr>
+              <w:t>Method/specification assignment</w:t>
+            </w:r>
+          </w:p>
+        </w:tc>
+        <w:tc>
+          <w:tcPr>
+            <w:tcW w:type="dxa" w:w="2736"/>
+            <w:vAlign w:val="center"/>
+            <w:tcMar>
+              <w:top w:w="80" w:type="dxa"/>
+              <w:bottom w:w="80" w:type="dxa"/>
+              <w:start w:w="120" w:type="dxa"/>
+              <w:end w:w="120" w:type="dxa"/>
+            </w:tcMar>
+          </w:tcPr>
+          <w:p>
+            <w:pPr>
+              <w:spacing w:after="0" w:line="276" w:lineRule="auto"/>
+              <w:jc w:val="left"/>
+            </w:pPr>
+            <w:r/>
+            <w:r>
+              <w:rPr>
+                <w:rFonts w:ascii="Calibri" w:hAnsi="Calibri"/>
+                <w:b w:val="0"/>
+                <w:color w:val="000000"/>
+                <w:sz w:val="19"/>
+              </w:rPr>
+              <w:t>QC Supervisor</w:t>
+            </w:r>
+          </w:p>
+        </w:tc>
+        <w:tc>
+          <w:tcPr>
+            <w:tcW w:type="dxa" w:w="3960"/>
+            <w:vAlign w:val="center"/>
+            <w:tcMar>
+              <w:top w:w="80" w:type="dxa"/>
+              <w:bottom w:w="80" w:type="dxa"/>
+              <w:start w:w="120" w:type="dxa"/>
+              <w:end w:w="120" w:type="dxa"/>
+            </w:tcMar>
+          </w:tcPr>
+          <w:p>
+            <w:pPr>
+              <w:spacing w:after="0" w:line="276" w:lineRule="auto"/>
+              <w:jc w:val="left"/>
+            </w:pPr>
+            <w:r/>
+            <w:r>
+              <w:rPr>
+                <w:rFonts w:ascii="Calibri" w:hAnsi="Calibri"/>
+                <w:b w:val="0"/>
+                <w:color w:val="000000"/>
+                <w:sz w:val="19"/>
+              </w:rPr>
+              <w:t>Effective-version control and change history</w:t>
+            </w:r>
+          </w:p>
+        </w:tc>
+      </w:tr>
+      <w:tr>
+        <w:tc>
+          <w:tcPr>
+            <w:tcW w:type="dxa" w:w="2664"/>
+            <w:vAlign w:val="center"/>
+            <w:tcMar>
+              <w:top w:w="80" w:type="dxa"/>
+              <w:bottom w:w="80" w:type="dxa"/>
+              <w:start w:w="120" w:type="dxa"/>
+              <w:end w:w="120" w:type="dxa"/>
+            </w:tcMar>
+          </w:tcPr>
+          <w:p>
+            <w:pPr>
+              <w:spacing w:after="0" w:line="276" w:lineRule="auto"/>
+              <w:jc w:val="left"/>
+            </w:pPr>
+            <w:r/>
+            <w:r>
+              <w:rPr>
+                <w:rFonts w:ascii="Calibri" w:hAnsi="Calibri"/>
+                <w:b w:val="0"/>
+                <w:color w:val="000000"/>
+                <w:sz w:val="19"/>
+              </w:rPr>
+              <w:t>Test execution</w:t>
+            </w:r>
+          </w:p>
+        </w:tc>
+        <w:tc>
+          <w:tcPr>
+            <w:tcW w:type="dxa" w:w="2736"/>
+            <w:vAlign w:val="center"/>
+            <w:tcMar>
+              <w:top w:w="80" w:type="dxa"/>
+              <w:bottom w:w="80" w:type="dxa"/>
+              <w:start w:w="120" w:type="dxa"/>
+              <w:end w:w="120" w:type="dxa"/>
+            </w:tcMar>
+          </w:tcPr>
+          <w:p>
+            <w:pPr>
+              <w:spacing w:after="0" w:line="276" w:lineRule="auto"/>
+              <w:jc w:val="left"/>
+            </w:pPr>
+            <w:r/>
+            <w:r>
+              <w:rPr>
+                <w:rFonts w:ascii="Calibri" w:hAnsi="Calibri"/>
+                <w:b w:val="0"/>
+                <w:color w:val="000000"/>
+                <w:sz w:val="19"/>
+              </w:rPr>
+              <w:t>Qualified Analyst</w:t>
+            </w:r>
+          </w:p>
+        </w:tc>
+        <w:tc>
+          <w:tcPr>
+            <w:tcW w:type="dxa" w:w="3960"/>
+            <w:vAlign w:val="center"/>
+            <w:tcMar>
+              <w:top w:w="80" w:type="dxa"/>
+              <w:bottom w:w="80" w:type="dxa"/>
+              <w:start w:w="120" w:type="dxa"/>
+              <w:end w:w="120" w:type="dxa"/>
+            </w:tcMar>
+          </w:tcPr>
+          <w:p>
+            <w:pPr>
+              <w:spacing w:after="0" w:line="276" w:lineRule="auto"/>
+              <w:jc w:val="left"/>
+            </w:pPr>
+            <w:r/>
+            <w:r>
+              <w:rPr>
+                <w:rFonts w:ascii="Calibri" w:hAnsi="Calibri"/>
+                <w:b w:val="0"/>
+                <w:color w:val="000000"/>
+                <w:sz w:val="19"/>
+              </w:rPr>
+              <w:t>Qualification check and review of critical entries</w:t>
+            </w:r>
+          </w:p>
+        </w:tc>
+      </w:tr>
+      <w:tr>
+        <w:tc>
+          <w:tcPr>
+            <w:tcW w:type="dxa" w:w="2664"/>
+            <w:vAlign w:val="center"/>
+            <w:tcMar>
+              <w:top w:w="80" w:type="dxa"/>
+              <w:bottom w:w="80" w:type="dxa"/>
+              <w:start w:w="120" w:type="dxa"/>
+              <w:end w:w="120" w:type="dxa"/>
+            </w:tcMar>
+          </w:tcPr>
+          <w:p>
+            <w:pPr>
+              <w:spacing w:after="0" w:line="276" w:lineRule="auto"/>
+              <w:jc w:val="left"/>
+            </w:pPr>
+            <w:r/>
+            <w:r>
+              <w:rPr>
+                <w:rFonts w:ascii="Calibri" w:hAnsi="Calibri"/>
+                <w:b w:val="0"/>
+                <w:color w:val="000000"/>
+                <w:sz w:val="19"/>
+              </w:rPr>
+              <w:t>Result calculation and exception hold</w:t>
+            </w:r>
+          </w:p>
+        </w:tc>
+        <w:tc>
+          <w:tcPr>
+            <w:tcW w:type="dxa" w:w="2736"/>
+            <w:vAlign w:val="center"/>
+            <w:tcMar>
+              <w:top w:w="80" w:type="dxa"/>
+              <w:bottom w:w="80" w:type="dxa"/>
+              <w:start w:w="120" w:type="dxa"/>
+              <w:end w:w="120" w:type="dxa"/>
+            </w:tcMar>
+          </w:tcPr>
+          <w:p>
+            <w:pPr>
+              <w:spacing w:after="0" w:line="276" w:lineRule="auto"/>
+              <w:jc w:val="left"/>
+            </w:pPr>
+            <w:r/>
+            <w:r>
+              <w:rPr>
+                <w:rFonts w:ascii="Calibri" w:hAnsi="Calibri"/>
+                <w:b w:val="0"/>
+                <w:color w:val="000000"/>
+                <w:sz w:val="19"/>
+              </w:rPr>
+              <w:t>QCLabOne workflow</w:t>
+            </w:r>
+          </w:p>
+        </w:tc>
+        <w:tc>
+          <w:tcPr>
+            <w:tcW w:type="dxa" w:w="3960"/>
+            <w:vAlign w:val="center"/>
+            <w:tcMar>
+              <w:top w:w="80" w:type="dxa"/>
+              <w:bottom w:w="80" w:type="dxa"/>
+              <w:start w:w="120" w:type="dxa"/>
+              <w:end w:w="120" w:type="dxa"/>
+            </w:tcMar>
+          </w:tcPr>
+          <w:p>
+            <w:pPr>
+              <w:spacing w:after="0" w:line="276" w:lineRule="auto"/>
+              <w:jc w:val="left"/>
+            </w:pPr>
+            <w:r/>
+            <w:r>
+              <w:rPr>
+                <w:rFonts w:ascii="Calibri" w:hAnsi="Calibri"/>
+                <w:b w:val="0"/>
+                <w:color w:val="000000"/>
+                <w:sz w:val="19"/>
+              </w:rPr>
+              <w:t>Reviewer challenge of calculation, limits and OOS/OOT routing</w:t>
+            </w:r>
+          </w:p>
+        </w:tc>
+      </w:tr>
+      <w:tr>
+        <w:tc>
+          <w:tcPr>
+            <w:tcW w:type="dxa" w:w="2664"/>
+            <w:vAlign w:val="center"/>
+            <w:tcMar>
+              <w:top w:w="80" w:type="dxa"/>
+              <w:bottom w:w="80" w:type="dxa"/>
+              <w:start w:w="120" w:type="dxa"/>
+              <w:end w:w="120" w:type="dxa"/>
+            </w:tcMar>
+          </w:tcPr>
+          <w:p>
+            <w:pPr>
+              <w:spacing w:after="0" w:line="276" w:lineRule="auto"/>
+              <w:jc w:val="left"/>
+            </w:pPr>
+            <w:r/>
+            <w:r>
+              <w:rPr>
+                <w:rFonts w:ascii="Calibri" w:hAnsi="Calibri"/>
+                <w:b w:val="0"/>
+                <w:color w:val="000000"/>
+                <w:sz w:val="19"/>
+              </w:rPr>
+              <w:t>Review and approval</w:t>
+            </w:r>
+          </w:p>
+        </w:tc>
+        <w:tc>
+          <w:tcPr>
+            <w:tcW w:type="dxa" w:w="2736"/>
+            <w:vAlign w:val="center"/>
+            <w:tcMar>
+              <w:top w:w="80" w:type="dxa"/>
+              <w:bottom w:w="80" w:type="dxa"/>
+              <w:start w:w="120" w:type="dxa"/>
+              <w:end w:w="120" w:type="dxa"/>
+            </w:tcMar>
+          </w:tcPr>
+          <w:p>
+            <w:pPr>
+              <w:spacing w:after="0" w:line="276" w:lineRule="auto"/>
+              <w:jc w:val="left"/>
+            </w:pPr>
+            <w:r/>
+            <w:r>
+              <w:rPr>
+                <w:rFonts w:ascii="Calibri" w:hAnsi="Calibri"/>
+                <w:b w:val="0"/>
+                <w:color w:val="000000"/>
+                <w:sz w:val="19"/>
+              </w:rPr>
+              <w:t>Reviewer / QC Supervisor / QA Reviewer</w:t>
+            </w:r>
+          </w:p>
+        </w:tc>
+        <w:tc>
+          <w:tcPr>
+            <w:tcW w:type="dxa" w:w="3960"/>
+            <w:vAlign w:val="center"/>
+            <w:tcMar>
+              <w:top w:w="80" w:type="dxa"/>
+              <w:bottom w:w="80" w:type="dxa"/>
+              <w:start w:w="120" w:type="dxa"/>
+              <w:end w:w="120" w:type="dxa"/>
+            </w:tcMar>
+          </w:tcPr>
+          <w:p>
+            <w:pPr>
+              <w:spacing w:after="0" w:line="276" w:lineRule="auto"/>
+              <w:jc w:val="left"/>
+            </w:pPr>
+            <w:r/>
+            <w:r>
+              <w:rPr>
+                <w:rFonts w:ascii="Calibri" w:hAnsi="Calibri"/>
+                <w:b w:val="0"/>
+                <w:color w:val="000000"/>
+                <w:sz w:val="19"/>
+              </w:rPr>
+              <w:t>Segregation of duties and audit-trail review</w:t>
+            </w:r>
+          </w:p>
+        </w:tc>
+      </w:tr>
+      <w:tr>
+        <w:tc>
+          <w:tcPr>
+            <w:tcW w:type="dxa" w:w="2664"/>
+            <w:vAlign w:val="center"/>
+            <w:tcMar>
+              <w:top w:w="80" w:type="dxa"/>
+              <w:bottom w:w="80" w:type="dxa"/>
+              <w:start w:w="120" w:type="dxa"/>
+              <w:end w:w="120" w:type="dxa"/>
+            </w:tcMar>
+          </w:tcPr>
+          <w:p>
+            <w:pPr>
+              <w:spacing w:after="0" w:line="276" w:lineRule="auto"/>
+              <w:jc w:val="left"/>
+            </w:pPr>
+            <w:r/>
+            <w:r>
+              <w:rPr>
+                <w:rFonts w:ascii="Calibri" w:hAnsi="Calibri"/>
+                <w:b w:val="0"/>
+                <w:color w:val="000000"/>
+                <w:sz w:val="19"/>
+              </w:rPr>
+              <w:t>Status return and archive</w:t>
+            </w:r>
+          </w:p>
+        </w:tc>
+        <w:tc>
+          <w:tcPr>
+            <w:tcW w:type="dxa" w:w="2736"/>
+            <w:vAlign w:val="center"/>
+            <w:tcMar>
+              <w:top w:w="80" w:type="dxa"/>
+              <w:bottom w:w="80" w:type="dxa"/>
+              <w:start w:w="120" w:type="dxa"/>
+              <w:end w:w="120" w:type="dxa"/>
+            </w:tcMar>
+          </w:tcPr>
+          <w:p>
+            <w:pPr>
+              <w:spacing w:after="0" w:line="276" w:lineRule="auto"/>
+              <w:jc w:val="left"/>
+            </w:pPr>
+            <w:r/>
+            <w:r>
+              <w:rPr>
+                <w:rFonts w:ascii="Calibri" w:hAnsi="Calibri"/>
+                <w:b w:val="0"/>
+                <w:color w:val="000000"/>
+                <w:sz w:val="19"/>
+              </w:rPr>
+              <w:t>System Owner / Records Management</w:t>
+            </w:r>
+          </w:p>
+        </w:tc>
+        <w:tc>
+          <w:tcPr>
+            <w:tcW w:type="dxa" w:w="3960"/>
+            <w:vAlign w:val="center"/>
+            <w:tcMar>
+              <w:top w:w="80" w:type="dxa"/>
+              <w:bottom w:w="80" w:type="dxa"/>
+              <w:start w:w="120" w:type="dxa"/>
+              <w:end w:w="120" w:type="dxa"/>
+            </w:tcMar>
+          </w:tcPr>
+          <w:p>
+            <w:pPr>
+              <w:spacing w:after="0" w:line="276" w:lineRule="auto"/>
+              <w:jc w:val="left"/>
+            </w:pPr>
+            <w:r/>
+            <w:r>
+              <w:rPr>
+                <w:rFonts w:ascii="Calibri" w:hAnsi="Calibri"/>
+                <w:b w:val="0"/>
+                <w:color w:val="000000"/>
+                <w:sz w:val="19"/>
+              </w:rPr>
+              <w:t>Interface acknowledgement and retrieval verification</w:t>
+            </w:r>
+          </w:p>
+        </w:tc>
+      </w:tr>
+    </w:tbl>
+    <w:p>
+      <w:pPr>
+        <w:spacing w:after="80"/>
+      </w:pPr>
+    </w:p>
+    <w:p>
+      <w:pPr>
+        <w:pStyle w:val="Heading1"/>
+      </w:pPr>
+      <w:r>
+        <w:t>8. Key data objects and state model</w:t>
+      </w:r>
+    </w:p>
+    <w:tbl>
+      <w:tblPr>
+        <w:tblStyle w:val="TableGrid"/>
+        <w:tblW w:type="dxa" w:w="9360"/>
+        <w:tblLayout w:type="fixed"/>
+        <w:tblLook w:firstColumn="1" w:firstRow="1" w:lastColumn="0" w:lastRow="0" w:noHBand="0" w:noVBand="1" w:val="04A0"/>
+        <w:tblInd w:w="120" w:type="dxa"/>
+      </w:tblPr>
+      <w:tblGrid>
+        <w:gridCol w:w="1440"/>
+        <w:gridCol w:w="3960"/>
+        <w:gridCol w:w="3960"/>
+      </w:tblGrid>
+      <w:tr>
+        <w:trPr>
+          <w:tblHeader w:val="true"/>
+        </w:trPr>
+        <w:tc>
+          <w:tcPr>
+            <w:tcW w:type="dxa" w:w="1440"/>
+            <w:shd w:fill="E8EEF5"/>
+            <w:vAlign w:val="center"/>
+            <w:tcMar>
+              <w:top w:w="80" w:type="dxa"/>
+              <w:bottom w:w="80" w:type="dxa"/>
+              <w:start w:w="120" w:type="dxa"/>
+              <w:end w:w="120" w:type="dxa"/>
+            </w:tcMar>
+          </w:tcPr>
+          <w:p>
+            <w:pPr>
+              <w:spacing w:after="0" w:line="276" w:lineRule="auto"/>
+              <w:jc w:val="left"/>
+            </w:pPr>
+            <w:r/>
+            <w:r>
+              <w:rPr>
+                <w:rFonts w:ascii="Calibri" w:hAnsi="Calibri"/>
+                <w:b/>
+                <w:color w:val="000000"/>
+                <w:sz w:val="19"/>
+              </w:rPr>
+              <w:t>Object</w:t>
+            </w:r>
+          </w:p>
+        </w:tc>
+        <w:tc>
+          <w:tcPr>
+            <w:tcW w:type="dxa" w:w="3960"/>
+            <w:shd w:fill="E8EEF5"/>
+            <w:vAlign w:val="center"/>
+            <w:tcMar>
+              <w:top w:w="80" w:type="dxa"/>
+              <w:bottom w:w="80" w:type="dxa"/>
+              <w:start w:w="120" w:type="dxa"/>
+              <w:end w:w="120" w:type="dxa"/>
+            </w:tcMar>
+          </w:tcPr>
+          <w:p>
+            <w:pPr>
+              <w:spacing w:after="0" w:line="276" w:lineRule="auto"/>
+              <w:jc w:val="left"/>
+            </w:pPr>
+            <w:r/>
+            <w:r>
+              <w:rPr>
+                <w:rFonts w:ascii="Calibri" w:hAnsi="Calibri"/>
+                <w:b/>
+                <w:color w:val="000000"/>
+                <w:sz w:val="19"/>
+              </w:rPr>
+              <w:t>Key states</w:t>
+            </w:r>
+          </w:p>
+        </w:tc>
+        <w:tc>
+          <w:tcPr>
+            <w:tcW w:type="dxa" w:w="3960"/>
+            <w:shd w:fill="E8EEF5"/>
+            <w:vAlign w:val="center"/>
+            <w:tcMar>
+              <w:top w:w="80" w:type="dxa"/>
+              <w:bottom w:w="80" w:type="dxa"/>
+              <w:start w:w="120" w:type="dxa"/>
+              <w:end w:w="120" w:type="dxa"/>
+            </w:tcMar>
+          </w:tcPr>
+          <w:p>
+            <w:pPr>
+              <w:spacing w:after="0" w:line="276" w:lineRule="auto"/>
+              <w:jc w:val="left"/>
+            </w:pPr>
+            <w:r/>
+            <w:r>
+              <w:rPr>
+                <w:rFonts w:ascii="Calibri" w:hAnsi="Calibri"/>
+                <w:b/>
+                <w:color w:val="000000"/>
+                <w:sz w:val="19"/>
+              </w:rPr>
+              <w:t>Control note</w:t>
+            </w:r>
+          </w:p>
+        </w:tc>
+      </w:tr>
+      <w:tr>
+        <w:tc>
+          <w:tcPr>
+            <w:tcW w:type="dxa" w:w="1440"/>
+            <w:vAlign w:val="center"/>
+            <w:tcMar>
+              <w:top w:w="80" w:type="dxa"/>
+              <w:bottom w:w="80" w:type="dxa"/>
+              <w:start w:w="120" w:type="dxa"/>
+              <w:end w:w="120" w:type="dxa"/>
+            </w:tcMar>
+          </w:tcPr>
+          <w:p>
+            <w:pPr>
+              <w:spacing w:after="0" w:line="276" w:lineRule="auto"/>
+              <w:jc w:val="left"/>
+            </w:pPr>
+            <w:r/>
+            <w:r>
+              <w:rPr>
+                <w:rFonts w:ascii="Calibri" w:hAnsi="Calibri"/>
+                <w:b w:val="0"/>
+                <w:color w:val="000000"/>
+                <w:sz w:val="19"/>
+              </w:rPr>
+              <w:t>Sample</w:t>
+            </w:r>
+          </w:p>
+        </w:tc>
+        <w:tc>
+          <w:tcPr>
+            <w:tcW w:type="dxa" w:w="3960"/>
+            <w:vAlign w:val="center"/>
+            <w:tcMar>
+              <w:top w:w="80" w:type="dxa"/>
+              <w:bottom w:w="80" w:type="dxa"/>
+              <w:start w:w="120" w:type="dxa"/>
+              <w:end w:w="120" w:type="dxa"/>
+            </w:tcMar>
+          </w:tcPr>
+          <w:p>
+            <w:pPr>
+              <w:spacing w:after="0" w:line="276" w:lineRule="auto"/>
+              <w:jc w:val="left"/>
+            </w:pPr>
+            <w:r/>
+            <w:r>
+              <w:rPr>
+                <w:rFonts w:ascii="Calibri" w:hAnsi="Calibri"/>
+                <w:b w:val="0"/>
+                <w:color w:val="000000"/>
+                <w:sz w:val="19"/>
+              </w:rPr>
+              <w:t>Created, received, in test, on hold, reviewed, approved, cancelled, archived</w:t>
+            </w:r>
+          </w:p>
+        </w:tc>
+        <w:tc>
+          <w:tcPr>
+            <w:tcW w:type="dxa" w:w="3960"/>
+            <w:vAlign w:val="center"/>
+            <w:tcMar>
+              <w:top w:w="80" w:type="dxa"/>
+              <w:bottom w:w="80" w:type="dxa"/>
+              <w:start w:w="120" w:type="dxa"/>
+              <w:end w:w="120" w:type="dxa"/>
+            </w:tcMar>
+          </w:tcPr>
+          <w:p>
+            <w:pPr>
+              <w:spacing w:after="0" w:line="276" w:lineRule="auto"/>
+              <w:jc w:val="left"/>
+            </w:pPr>
+            <w:r/>
+            <w:r>
+              <w:rPr>
+                <w:rFonts w:ascii="Calibri" w:hAnsi="Calibri"/>
+                <w:b w:val="0"/>
+                <w:color w:val="000000"/>
+                <w:sz w:val="19"/>
+              </w:rPr>
+              <w:t>Status changes are timestamped, attributable and reason-controlled where required</w:t>
+            </w:r>
+          </w:p>
+        </w:tc>
+      </w:tr>
+      <w:tr>
+        <w:tc>
+          <w:tcPr>
+            <w:tcW w:type="dxa" w:w="1440"/>
+            <w:vAlign w:val="center"/>
+            <w:tcMar>
+              <w:top w:w="80" w:type="dxa"/>
+              <w:bottom w:w="80" w:type="dxa"/>
+              <w:start w:w="120" w:type="dxa"/>
+              <w:end w:w="120" w:type="dxa"/>
+            </w:tcMar>
+          </w:tcPr>
+          <w:p>
+            <w:pPr>
+              <w:spacing w:after="0" w:line="276" w:lineRule="auto"/>
+              <w:jc w:val="left"/>
+            </w:pPr>
+            <w:r/>
+            <w:r>
+              <w:rPr>
+                <w:rFonts w:ascii="Calibri" w:hAnsi="Calibri"/>
+                <w:b w:val="0"/>
+                <w:color w:val="000000"/>
+                <w:sz w:val="19"/>
+              </w:rPr>
+              <w:t>Test result</w:t>
+            </w:r>
+          </w:p>
+        </w:tc>
+        <w:tc>
+          <w:tcPr>
+            <w:tcW w:type="dxa" w:w="3960"/>
+            <w:vAlign w:val="center"/>
+            <w:tcMar>
+              <w:top w:w="80" w:type="dxa"/>
+              <w:bottom w:w="80" w:type="dxa"/>
+              <w:start w:w="120" w:type="dxa"/>
+              <w:end w:w="120" w:type="dxa"/>
+            </w:tcMar>
+          </w:tcPr>
+          <w:p>
+            <w:pPr>
+              <w:spacing w:after="0" w:line="276" w:lineRule="auto"/>
+              <w:jc w:val="left"/>
+            </w:pPr>
+            <w:r/>
+            <w:r>
+              <w:rPr>
+                <w:rFonts w:ascii="Calibri" w:hAnsi="Calibri"/>
+                <w:b w:val="0"/>
+                <w:color w:val="000000"/>
+                <w:sz w:val="19"/>
+              </w:rPr>
+              <w:t>Draft, submitted, review queried, approved, invalidated, superseded</w:t>
+            </w:r>
+          </w:p>
+        </w:tc>
+        <w:tc>
+          <w:tcPr>
+            <w:tcW w:type="dxa" w:w="3960"/>
+            <w:vAlign w:val="center"/>
+            <w:tcMar>
+              <w:top w:w="80" w:type="dxa"/>
+              <w:bottom w:w="80" w:type="dxa"/>
+              <w:start w:w="120" w:type="dxa"/>
+              <w:end w:w="120" w:type="dxa"/>
+            </w:tcMar>
+          </w:tcPr>
+          <w:p>
+            <w:pPr>
+              <w:spacing w:after="0" w:line="276" w:lineRule="auto"/>
+              <w:jc w:val="left"/>
+            </w:pPr>
+            <w:r/>
+            <w:r>
+              <w:rPr>
+                <w:rFonts w:ascii="Calibri" w:hAnsi="Calibri"/>
+                <w:b w:val="0"/>
+                <w:color w:val="000000"/>
+                <w:sz w:val="19"/>
+              </w:rPr>
+              <w:t>Original entries and invalidated values remain available</w:t>
+            </w:r>
+          </w:p>
+        </w:tc>
+      </w:tr>
+      <w:tr>
+        <w:tc>
+          <w:tcPr>
+            <w:tcW w:type="dxa" w:w="1440"/>
+            <w:vAlign w:val="center"/>
+            <w:tcMar>
+              <w:top w:w="80" w:type="dxa"/>
+              <w:bottom w:w="80" w:type="dxa"/>
+              <w:start w:w="120" w:type="dxa"/>
+              <w:end w:w="120" w:type="dxa"/>
+            </w:tcMar>
+          </w:tcPr>
+          <w:p>
+            <w:pPr>
+              <w:spacing w:after="0" w:line="276" w:lineRule="auto"/>
+              <w:jc w:val="left"/>
+            </w:pPr>
+            <w:r/>
+            <w:r>
+              <w:rPr>
+                <w:rFonts w:ascii="Calibri" w:hAnsi="Calibri"/>
+                <w:b w:val="0"/>
+                <w:color w:val="000000"/>
+                <w:sz w:val="19"/>
+              </w:rPr>
+              <w:t>Specification/method</w:t>
+            </w:r>
+          </w:p>
+        </w:tc>
+        <w:tc>
+          <w:tcPr>
+            <w:tcW w:type="dxa" w:w="3960"/>
+            <w:vAlign w:val="center"/>
+            <w:tcMar>
+              <w:top w:w="80" w:type="dxa"/>
+              <w:bottom w:w="80" w:type="dxa"/>
+              <w:start w:w="120" w:type="dxa"/>
+              <w:end w:w="120" w:type="dxa"/>
+            </w:tcMar>
+          </w:tcPr>
+          <w:p>
+            <w:pPr>
+              <w:spacing w:after="0" w:line="276" w:lineRule="auto"/>
+              <w:jc w:val="left"/>
+            </w:pPr>
+            <w:r/>
+            <w:r>
+              <w:rPr>
+                <w:rFonts w:ascii="Calibri" w:hAnsi="Calibri"/>
+                <w:b w:val="0"/>
+                <w:color w:val="000000"/>
+                <w:sz w:val="19"/>
+              </w:rPr>
+              <w:t>Draft, approved effective, retired</w:t>
+            </w:r>
+          </w:p>
+        </w:tc>
+        <w:tc>
+          <w:tcPr>
+            <w:tcW w:type="dxa" w:w="3960"/>
+            <w:vAlign w:val="center"/>
+            <w:tcMar>
+              <w:top w:w="80" w:type="dxa"/>
+              <w:bottom w:w="80" w:type="dxa"/>
+              <w:start w:w="120" w:type="dxa"/>
+              <w:end w:w="120" w:type="dxa"/>
+            </w:tcMar>
+          </w:tcPr>
+          <w:p>
+            <w:pPr>
+              <w:spacing w:after="0" w:line="276" w:lineRule="auto"/>
+              <w:jc w:val="left"/>
+            </w:pPr>
+            <w:r/>
+            <w:r>
+              <w:rPr>
+                <w:rFonts w:ascii="Calibri" w:hAnsi="Calibri"/>
+                <w:b w:val="0"/>
+                <w:color w:val="000000"/>
+                <w:sz w:val="19"/>
+              </w:rPr>
+              <w:t>Completed records retain historical effective version</w:t>
+            </w:r>
+          </w:p>
+        </w:tc>
+      </w:tr>
+      <w:tr>
+        <w:tc>
+          <w:tcPr>
+            <w:tcW w:type="dxa" w:w="1440"/>
+            <w:vAlign w:val="center"/>
+            <w:tcMar>
+              <w:top w:w="80" w:type="dxa"/>
+              <w:bottom w:w="80" w:type="dxa"/>
+              <w:start w:w="120" w:type="dxa"/>
+              <w:end w:w="120" w:type="dxa"/>
+            </w:tcMar>
+          </w:tcPr>
+          <w:p>
+            <w:pPr>
+              <w:spacing w:after="0" w:line="276" w:lineRule="auto"/>
+              <w:jc w:val="left"/>
+            </w:pPr>
+            <w:r/>
+            <w:r>
+              <w:rPr>
+                <w:rFonts w:ascii="Calibri" w:hAnsi="Calibri"/>
+                <w:b w:val="0"/>
+                <w:color w:val="000000"/>
+                <w:sz w:val="19"/>
+              </w:rPr>
+              <w:t>Interface message</w:t>
+            </w:r>
+          </w:p>
+        </w:tc>
+        <w:tc>
+          <w:tcPr>
+            <w:tcW w:type="dxa" w:w="3960"/>
+            <w:vAlign w:val="center"/>
+            <w:tcMar>
+              <w:top w:w="80" w:type="dxa"/>
+              <w:bottom w:w="80" w:type="dxa"/>
+              <w:start w:w="120" w:type="dxa"/>
+              <w:end w:w="120" w:type="dxa"/>
+            </w:tcMar>
+          </w:tcPr>
+          <w:p>
+            <w:pPr>
+              <w:spacing w:after="0" w:line="276" w:lineRule="auto"/>
+              <w:jc w:val="left"/>
+            </w:pPr>
+            <w:r/>
+            <w:r>
+              <w:rPr>
+                <w:rFonts w:ascii="Calibri" w:hAnsi="Calibri"/>
+                <w:b w:val="0"/>
+                <w:color w:val="000000"/>
+                <w:sz w:val="19"/>
+              </w:rPr>
+              <w:t>Received, accepted, rejected, pending retry, reconciled</w:t>
+            </w:r>
+          </w:p>
+        </w:tc>
+        <w:tc>
+          <w:tcPr>
+            <w:tcW w:type="dxa" w:w="3960"/>
+            <w:vAlign w:val="center"/>
+            <w:tcMar>
+              <w:top w:w="80" w:type="dxa"/>
+              <w:bottom w:w="80" w:type="dxa"/>
+              <w:start w:w="120" w:type="dxa"/>
+              <w:end w:w="120" w:type="dxa"/>
+            </w:tcMar>
+          </w:tcPr>
+          <w:p>
+            <w:pPr>
+              <w:spacing w:after="0" w:line="276" w:lineRule="auto"/>
+              <w:jc w:val="left"/>
+            </w:pPr>
+            <w:r/>
+            <w:r>
+              <w:rPr>
+                <w:rFonts w:ascii="Calibri" w:hAnsi="Calibri"/>
+                <w:b w:val="0"/>
+                <w:color w:val="000000"/>
+                <w:sz w:val="19"/>
+              </w:rPr>
+              <w:t>Message ID and acknowledgement prevent duplicate or lost transactions</w:t>
+            </w:r>
+          </w:p>
+        </w:tc>
+      </w:tr>
+      <w:tr>
+        <w:tc>
+          <w:tcPr>
+            <w:tcW w:type="dxa" w:w="1440"/>
+            <w:vAlign w:val="center"/>
+            <w:tcMar>
+              <w:top w:w="80" w:type="dxa"/>
+              <w:bottom w:w="80" w:type="dxa"/>
+              <w:start w:w="120" w:type="dxa"/>
+              <w:end w:w="120" w:type="dxa"/>
+            </w:tcMar>
+          </w:tcPr>
+          <w:p>
+            <w:pPr>
+              <w:spacing w:after="0" w:line="276" w:lineRule="auto"/>
+              <w:jc w:val="left"/>
+            </w:pPr>
+            <w:r/>
+            <w:r>
+              <w:rPr>
+                <w:rFonts w:ascii="Calibri" w:hAnsi="Calibri"/>
+                <w:b w:val="0"/>
+                <w:color w:val="000000"/>
+                <w:sz w:val="19"/>
+              </w:rPr>
+              <w:t>Investigation link</w:t>
+            </w:r>
+          </w:p>
+        </w:tc>
+        <w:tc>
+          <w:tcPr>
+            <w:tcW w:type="dxa" w:w="3960"/>
+            <w:vAlign w:val="center"/>
+            <w:tcMar>
+              <w:top w:w="80" w:type="dxa"/>
+              <w:bottom w:w="80" w:type="dxa"/>
+              <w:start w:w="120" w:type="dxa"/>
+              <w:end w:w="120" w:type="dxa"/>
+            </w:tcMar>
+          </w:tcPr>
+          <w:p>
+            <w:pPr>
+              <w:spacing w:after="0" w:line="276" w:lineRule="auto"/>
+              <w:jc w:val="left"/>
+            </w:pPr>
+            <w:r/>
+            <w:r>
+              <w:rPr>
+                <w:rFonts w:ascii="Calibri" w:hAnsi="Calibri"/>
+                <w:b w:val="0"/>
+                <w:color w:val="000000"/>
+                <w:sz w:val="19"/>
+              </w:rPr>
+              <w:t>Created, awaiting eQMS status, closed, reopened</w:t>
+            </w:r>
+          </w:p>
+        </w:tc>
+        <w:tc>
+          <w:tcPr>
+            <w:tcW w:type="dxa" w:w="3960"/>
+            <w:vAlign w:val="center"/>
+            <w:tcMar>
+              <w:top w:w="80" w:type="dxa"/>
+              <w:bottom w:w="80" w:type="dxa"/>
+              <w:start w:w="120" w:type="dxa"/>
+              <w:end w:w="120" w:type="dxa"/>
+            </w:tcMar>
+          </w:tcPr>
+          <w:p>
+            <w:pPr>
+              <w:spacing w:after="0" w:line="276" w:lineRule="auto"/>
+              <w:jc w:val="left"/>
+            </w:pPr>
+            <w:r/>
+            <w:r>
+              <w:rPr>
+                <w:rFonts w:ascii="Calibri" w:hAnsi="Calibri"/>
+                <w:b w:val="0"/>
+                <w:color w:val="000000"/>
+                <w:sz w:val="19"/>
+              </w:rPr>
+              <w:t>QCLabOne does not replace the eQMS investigation record</w:t>
+            </w:r>
+          </w:p>
+        </w:tc>
+      </w:tr>
+    </w:tbl>
+    <w:p>
+      <w:pPr>
+        <w:spacing w:after="80"/>
+      </w:pPr>
+    </w:p>
+    <w:p>
+      <w:pPr>
+        <w:pStyle w:val="Heading1"/>
+      </w:pPr>
+      <w:r>
+        <w:t>9. Related documents</w:t>
       </w:r>
     </w:p>
     <w:tbl>
